--- a/ru/wisdom-stories/forbidden-money.docx
+++ b/ru/wisdom-stories/forbidden-money.docx
@@ -4,232 +4,119 @@
   <w:body>
     <w:p>
       <w:pPr>
-        <w:spacing w:before="0" w:after="60"/>
-        <w:jc w:val="left"/>
+        <w:pStyle w:val="Title"/>
       </w:pPr>
       <w:r>
-        <w:rPr>
-          <w:rFonts w:ascii="Arial" w:hAnsi="Arial" w:eastAsia="Arial"/>
-          <w:i w:val="0"/>
-          <w:color w:val="000000"/>
-          <w:sz w:val="52"/>
-        </w:rPr>
         <w:t>Харамные деньги</w:t>
       </w:r>
     </w:p>
     <w:p>
-      <w:pPr>
-        <w:jc w:val="left"/>
-      </w:pPr>
+      <w:pPr/>
       <w:r>
-        <w:rPr>
-          <w:rFonts w:ascii="Arial" w:hAnsi="Arial" w:eastAsia="Arial"/>
-          <w:i w:val="0"/>
-          <w:color w:val="000000"/>
-          <w:sz w:val="22"/>
-        </w:rPr>
-        <w:t>Однажды, идя по дороге, у человека, идущего передо мной, выпала сумма денег. Обычно в таких случаях я предупреждал его, говоря: «Ты уронил деньги», но на этот раз я последовал за дьяволом, поднял деньги с земли и положил в карман.</w:t>
+        <w:t>Однажды у прохожего передо мной выпали деньги. Обычно я окликнул бы его, но тут словно бес попутал: я поднял находку и сунул в карман.</w:t>
       </w:r>
     </w:p>
     <w:p>
       <w:pPr>
-        <w:jc w:val="left"/>
+        <w:spacing w:after="80"/>
       </w:pPr>
       <w:r>
-        <w:rPr>
-          <w:rFonts w:ascii="Arial" w:hAnsi="Arial" w:eastAsia="Arial"/>
-          <w:i w:val="0"/>
-          <w:color w:val="000000"/>
-          <w:sz w:val="22"/>
-        </w:rPr>
         <w:t>Когда я вернулся домой, я рассказал жене эту историю.</w:t>
       </w:r>
     </w:p>
     <w:p>
-      <w:pPr>
-        <w:jc w:val="left"/>
-      </w:pPr>
+      <w:pPr/>
       <w:r>
-        <w:rPr>
-          <w:rFonts w:ascii="Arial" w:hAnsi="Arial" w:eastAsia="Arial"/>
-          <w:i w:val="0"/>
-          <w:color w:val="000000"/>
-          <w:sz w:val="22"/>
-        </w:rPr>
         <w:t>— Добавь ещё немного сверху, пойдём в кино, — сказала она. — Пойдём, — ответил я. Мы решили пойти в кино на выходных.</w:t>
       </w:r>
     </w:p>
     <w:p>
       <w:pPr>
-        <w:jc w:val="left"/>
+        <w:spacing w:after="80"/>
       </w:pPr>
       <w:r>
-        <w:rPr>
-          <w:rFonts w:ascii="Arial" w:hAnsi="Arial" w:eastAsia="Arial"/>
-          <w:i w:val="0"/>
-          <w:color w:val="000000"/>
-          <w:sz w:val="22"/>
-        </w:rPr>
-        <w:t>Женщина настаивала: «Ты сейчас обещаешь, а потом вдруг отказываешься; лучше купить билеты онлайн сейчас, чтобы мы были уверены». Я сказал: «Пойдём» и купил билеты онлайн.</w:t>
+        <w:t>Жена настояла: «Потом ещё передумаешь. Давай сразу купим билеты через интернет». Я согласился.</w:t>
+      </w:r>
+    </w:p>
+    <w:p>
+      <w:pPr/>
+      <w:r>
+        <w:t>Я работаю ремонтником. Вскоре позвонил постоянный заказчик и предложил хорошо оплачиваемую работу в саду на субботу. Перенести её на воскресенье он не мог, а у нас уже были билеты. Пришлось отказаться от заработка.</w:t>
       </w:r>
     </w:p>
     <w:p>
       <w:pPr>
-        <w:jc w:val="left"/>
+        <w:spacing w:after="80"/>
       </w:pPr>
       <w:r>
-        <w:rPr>
-          <w:rFonts w:ascii="Arial" w:hAnsi="Arial" w:eastAsia="Arial"/>
-          <w:i w:val="0"/>
-          <w:color w:val="000000"/>
-          <w:sz w:val="22"/>
-        </w:rPr>
-        <w:t>Я сам ремонтник. Позвонил мой платный клиент и сказал: «Приезжай ко мне в сад в субботу, у нас есть кое-какая работа». Я спросил: «А можно в воскресенье?», но клиент ответил: «Нет, это невозможно». Поскольку мы купили билеты в кино в субботу, как будто всё было наоборот, я потерял много денег.</w:t>
+        <w:t>Наступила суббота. Мы уже выходили из дома, когда на пороге появились тесть с тёщей.</w:t>
+      </w:r>
+    </w:p>
+    <w:p>
+      <w:pPr/>
+      <w:r>
+        <w:t>Я хотел сказать, что мы уходим, но жена опередила меня: «Мы в кино, пойдёмте с нами!» Возразить я не успел.</w:t>
       </w:r>
     </w:p>
     <w:p>
       <w:pPr>
-        <w:jc w:val="left"/>
+        <w:spacing w:after="80"/>
       </w:pPr>
       <w:r>
-        <w:rPr>
-          <w:rFonts w:ascii="Arial" w:hAnsi="Arial" w:eastAsia="Arial"/>
-          <w:i w:val="0"/>
-          <w:color w:val="000000"/>
-          <w:sz w:val="22"/>
-        </w:rPr>
-        <w:t>Короче говоря, наступила суббота. Когда мы с женой собирались выходить из дома, неожиданно встретили у двери свекровь и свёкра.</w:t>
+        <w:t>Тёща не любила общественный транспорт, поэтому пришлось вызвать такси. Платил, разумеется, я.</w:t>
+      </w:r>
+    </w:p>
+    <w:p>
+      <w:pPr/>
+      <w:r>
+        <w:t>В кинотеатре я купил ещё два билета и всем по коробке попкорна. Как же иначе: зять нашёл деньги, вот пусть и угощает! Даже на жертвенное мясо я столько не тратил. Попкорн быстро съели, и во время фильма пришлось покупать добавку. Находка уже обошлась мне недёшево, но неприятности только начинались.</w:t>
+      </w:r>
+    </w:p>
+    <w:p>
+      <w:pPr/>
+      <w:r>
+        <w:t>После сеанса у выхода я столкнулся со старым недругом. Не обращая внимания на тестя с тёщей, он наговорил мне грубостей. Я не выдержал, и началась драка. Тесть вмешался. К приезду полиции у меня был сломан нос, у него — рука. В участке мы помирились, но платить за лечение пришлось мне — и за себя, и за тестя.</w:t>
       </w:r>
     </w:p>
     <w:p>
       <w:pPr>
-        <w:jc w:val="left"/>
+        <w:keepNext/>
       </w:pPr>
       <w:r>
-        <w:rPr>
-          <w:rFonts w:ascii="Arial" w:hAnsi="Arial" w:eastAsia="Arial"/>
-          <w:i w:val="0"/>
-          <w:color w:val="000000"/>
-          <w:sz w:val="22"/>
-        </w:rPr>
-        <w:t>Я уже собирался сказать: «Мы идём в кино» и продолжить путь, когда жена быстро отошла от меня и сказала: «Мы идём в кино, пойдём с нами». Я понял, насколько я бессилен.</w:t>
+        <w:t>Недавно я снова шёл по улице и увидел, как у покупателя донера рассыпалась сдача. Поднимать монеты он не стал. Я не удержался: «Брат, если себя не жалко, пожалей хотя бы того, кто их найдёт! Не навлекай на людей беду, подбери деньги!»</w:t>
       </w:r>
     </w:p>
     <w:p>
       <w:pPr>
-        <w:jc w:val="left"/>
+        <w:keepNext/>
+        <w:keepLines/>
+        <w:spacing w:before="160"/>
       </w:pPr>
       <w:r>
         <w:rPr>
-          <w:rFonts w:ascii="Arial" w:hAnsi="Arial" w:eastAsia="Arial"/>
-          <w:i w:val="0"/>
-          <w:color w:val="000000"/>
-          <w:sz w:val="22"/>
+          <w:b/>
         </w:rPr>
-        <w:t>Поскольку свекровь не любит общественный транспорт, нам пришлось взять такси до кинотеатра. Конечно, за такси пришлось заплатить мне.</w:t>
+        <w:t>Мораль:</w:t>
+      </w:r>
+      <w:r>
+        <w:t xml:space="preserve"> Нечестно полученные деньги не идут впрок. Присвоив чужое, можно потерять гораздо больше, чем приобрести.</w:t>
       </w:r>
     </w:p>
     <w:p>
       <w:pPr>
-        <w:jc w:val="left"/>
+        <w:spacing w:after="80"/>
       </w:pPr>
       <w:r>
         <w:rPr>
-          <w:rFonts w:ascii="Arial" w:hAnsi="Arial" w:eastAsia="Arial"/>
-          <w:i w:val="0"/>
-          <w:color w:val="000000"/>
-          <w:sz w:val="22"/>
-        </w:rPr>
-        <w:t>Мы добрались до кинотеатра. Я купил два дополнительных билета. Более того, перед началом фильма мне пришлось купить всем коробку попкорна — иначе и быть не могло, жених должен развлекать всех, ведь он нашёл деньги по дороге! Я даже не потратил на жертвенное мясо столько же, сколько на попкорн. Поскольку мы быстро опустошили коробки с попкорном, мне пришлось покупать новые прямо во время фильма. Короче говоря, я заплатил немалую сумму за найденные деньги, но мое наказание еще не закончилось. Что ж, то, что нам предстояло увидеть, еще было впереди.</w:t>
-      </w:r>
-    </w:p>
-    <w:p>
-      <w:pPr>
-        <w:jc w:val="left"/>
-      </w:pPr>
-      <w:r>
-        <w:rPr>
-          <w:rFonts w:ascii="Arial" w:hAnsi="Arial" w:eastAsia="Arial"/>
-          <w:i w:val="0"/>
-          <w:color w:val="000000"/>
-          <w:sz w:val="22"/>
-        </w:rPr>
-        <w:t>Наконец, фильм закончился, и мы вышли на улицу. Мы вышли, но каким путем! Я столкнулся с одним из своих старых знакомых. Поскольку у нас была давняя вражда, мой тесть и теща были со мной, но он сказал мне несколько резких слов. Я не выдержал. Завязалась драка. Она началась, она началась! Я ударил его, он ударил меня. Мой тесть тоже вмешался. Короче говоря, к тому времени, как приехала полиция, у меня был сломан нос, а у моего тестя — рука. Хотя мы мирно закончили драку в полицейском участке, мне пришлось оплатить расходы на лечение в больнице и себе, и моему тестю из-за полученных травм.</w:t>
-      </w:r>
-    </w:p>
-    <w:p>
-      <w:pPr>
-        <w:jc w:val="left"/>
-      </w:pPr>
-      <w:r>
-        <w:rPr>
-          <w:rFonts w:ascii="Arial" w:hAnsi="Arial" w:eastAsia="Arial"/>
-          <w:i w:val="0"/>
-          <w:color w:val="000000"/>
-          <w:sz w:val="22"/>
-        </w:rPr>
-        <w:t>Недавно я снова шел по дороге. Я увидел, как кто-то покупал донер прямо передо мной. Когда продавец давал мне сдачу, монеты упали на землю. Мужчина наклонился и не поднял сдачу. Я не выдержал и сказал: «О, брат, хотя бы не думай о себе, подумай о том, кто найдет эти деньги; не втягивай людей в беду, пожалуйста, подними эти деньги с земли».</w:t>
-      </w:r>
-    </w:p>
-    <w:p>
-      <w:pPr>
-        <w:pStyle w:val="Moral"/>
-        <w:keepNext/>
-        <w:keepLines/>
-        <w:widowControl/>
-        <w:spacing w:before="240" w:after="180" w:line="283" w:lineRule="auto"/>
-        <w:ind w:left="240" w:right="240"/>
-        <w:jc w:val="left"/>
-        <w:pBdr>
-          <w:top w:val="single" w:sz="8" w:space="7" w:color="E8D59A"/>
-          <w:left w:val="single" w:sz="32" w:space="11" w:color="C6A23A"/>
-          <w:bottom w:val="single" w:sz="8" w:space="7" w:color="E8D59A"/>
-          <w:right w:val="single" w:sz="8" w:space="11" w:color="E8D59A"/>
-        </w:pBdr>
-        <w:shd w:val="clear" w:color="auto" w:fill="FFF8E1"/>
-      </w:pPr>
-      <w:r>
-        <w:rPr>
-          <w:rFonts w:ascii="Arial" w:hAnsi="Arial" w:eastAsia="Arial" w:cs="Arial"/>
-          <w:b/>
-          <w:i w:val="0"/>
-          <w:color w:val="9A7417"/>
-          <w:sz w:val="22"/>
-        </w:rPr>
-        <w:t xml:space="preserve">Мораль: </w:t>
-      </w:r>
-      <w:r>
-        <w:rPr>
-          <w:rFonts w:ascii="Arial" w:hAnsi="Arial" w:eastAsia="Arial" w:cs="Arial"/>
-          <w:b w:val="0"/>
-          <w:i w:val="0"/>
-          <w:color w:val="3F3826"/>
-          <w:sz w:val="22"/>
-        </w:rPr>
-        <w:t>Деньги, заработанные не потом и не с потом, не приносят пользы человеку; часто ты теряешь гораздо больше, чем зарабатываешь. Не трогай то, что не дозволено.</w:t>
-      </w:r>
-    </w:p>
-    <w:p>
-      <w:pPr>
-        <w:keepLines/>
-        <w:widowControl/>
-        <w:spacing w:before="60" w:after="0" w:line="240" w:lineRule="auto"/>
-        <w:jc w:val="right"/>
-      </w:pPr>
-      <w:r>
-        <w:rPr>
-          <w:rFonts w:ascii="Arial" w:hAnsi="Arial" w:eastAsia="Arial" w:cs="Arial"/>
-          <w:b w:val="0"/>
           <w:i/>
-          <w:color w:val="8A7950"/>
-          <w:sz w:val="17"/>
+          <w:sz w:val="18"/>
         </w:rPr>
         <w:t>«История взята из открытых источников Интернета.»</w:t>
       </w:r>
     </w:p>
     <w:sectPr>
-      <w:pgSz w:w="12240" w:h="15840"/>
-      <w:pgMar w:top="1440" w:right="1440" w:bottom="1440" w:left="1440" w:header="708" w:footer="708" w:gutter="0"/>
+      <w:pgSz w:w="11909" w:h="16834"/>
+      <w:pgMar w:top="1152" w:right="1224" w:bottom="1152" w:left="1224" w:header="720" w:footer="720" w:gutter="0"/>
       <w:cols w:space="720"/>
       <w:docGrid w:linePitch="360"/>
     </w:sectPr>
@@ -601,12 +488,14 @@
     <w:qFormat/>
     <w:rsid w:val="00FC693F"/>
     <w:pPr>
-      <w:spacing w:before="0" w:after="160" w:line="276" w:lineRule="auto"/>
+      <w:widowControl/>
+      <w:spacing w:after="120" w:line="269" w:lineRule="auto"/>
     </w:pPr>
     <w:rPr>
-      <w:rFonts w:ascii="Arial" w:hAnsi="Arial" w:eastAsia="Arial"/>
+      <w:rFonts w:ascii="Arial" w:hAnsi="Arial"/>
       <w:color w:val="000000"/>
       <w:sz w:val="22"/>
+      <w:lang w:val="ru-RU"/>
     </w:rPr>
   </w:style>
   <w:style w:type="paragraph" w:styleId="Header">
@@ -950,18 +839,20 @@
     <w:qFormat/>
     <w:rsid w:val="00FC693F"/>
     <w:pPr>
+      <w:keepNext/>
       <w:pBdr>
         <w:bottom w:val="single" w:sz="8" w:space="4" w:color="4F81BD" w:themeColor="accent1"/>
       </w:pBdr>
-      <w:spacing w:after="300" w:line="240" w:lineRule="auto"/>
+      <w:spacing w:after="280" w:line="240" w:lineRule="auto"/>
       <w:contextualSpacing/>
     </w:pPr>
     <w:rPr>
-      <w:rFonts w:asciiTheme="majorHAnsi" w:eastAsiaTheme="majorEastAsia" w:hAnsiTheme="majorHAnsi" w:cstheme="majorBidi"/>
-      <w:color w:val="17365D" w:themeColor="text2" w:themeShade="BF"/>
+      <w:rFonts w:asciiTheme="majorHAnsi" w:eastAsiaTheme="majorEastAsia" w:hAnsiTheme="majorHAnsi" w:cstheme="majorBidi" w:ascii="Arial" w:hAnsi="Arial"/>
+      <w:b/>
+      <w:color w:val="000000"/>
       <w:spacing w:val="5"/>
       <w:kern w:val="28"/>
-      <w:sz w:val="52"/>
+      <w:sz w:val="34"/>
       <w:szCs w:val="52"/>
     </w:rPr>
   </w:style>
@@ -12290,18 +12181,6 @@
         <w:shd w:val="clear" w:color="auto" w:fill="FBCAA2" w:themeFill="accent6" w:themeFillTint="7F"/>
       </w:tcPr>
     </w:tblStylePr>
-  </w:style>
-  <w:style w:type="paragraph" w:customStyle="1" w:styleId="Moral">
-    <w:name w:val="Moral"/>
-    <w:basedOn w:val="Normal"/>
-    <w:pPr>
-      <w:spacing w:before="160" w:after="0" w:line="276" w:lineRule="auto"/>
-    </w:pPr>
-    <w:rPr>
-      <w:rFonts w:ascii="Arial" w:hAnsi="Arial" w:eastAsia="Arial"/>
-      <w:i/>
-      <w:sz w:val="22"/>
-    </w:rPr>
   </w:style>
 </w:styles>
 </file>

--- a/ru/wisdom-stories/forbidden-money.docx
+++ b/ru/wisdom-stories/forbidden-money.docx
@@ -13,7 +13,7 @@
     <w:p>
       <w:pPr/>
       <w:r>
-        <w:t>Однажды у прохожего передо мной выпали деньги. Обычно я окликнул бы его, но тут словно бес попутал: я поднял находку и сунул в карман.</w:t>
+        <w:t>Однажды у прохожего передо мной выпали деньги. Обычно я окликнул бы его: «Вы уронили деньги!», но тут словно бес попутал: я поднял находку и сунул в карман.</w:t>
       </w:r>
     </w:p>
     <w:p>
@@ -41,7 +41,7 @@
     <w:p>
       <w:pPr/>
       <w:r>
-        <w:t>Я работаю ремонтником. Вскоре позвонил постоянный заказчик и предложил хорошо оплачиваемую работу в саду на субботу. Перенести её на воскресенье он не мог, а у нас уже были билеты. Пришлось отказаться от заработка.</w:t>
+        <w:t>Я работаю ремонтником. Вскоре позвонил состоятельный заказчик и предложил хорошо оплачиваемую работу в саду на субботу. Перенести её на воскресенье он не мог, а у нас уже были билеты. Пришлось отказаться от заработка.</w:t>
       </w:r>
     </w:p>
     <w:p>
@@ -55,7 +55,7 @@
     <w:p>
       <w:pPr/>
       <w:r>
-        <w:t>Я хотел сказать, что мы уходим, но жена опередила меня: «Мы в кино, пойдёмте с нами!» Возразить я не успел.</w:t>
+        <w:t>Я хотел сказать, что мы уходим, но жена опередила меня: «Мы в кино, пойдёмте с нами!» Тут я понял, насколько я беспомощен.</w:t>
       </w:r>
     </w:p>
     <w:p>
@@ -96,11 +96,9 @@
         <w:rPr>
           <w:b/>
         </w:rPr>
-        <w:t>Мораль:</w:t>
+        <w:t>Мораль: Деньги, добытые не потом, не идут впрок; часто теряешь во много раз больше найденного. Не протягивай руку к тому, что не халяль.</w:t>
       </w:r>
-      <w:r>
-        <w:t xml:space="preserve"> Нечестно полученные деньги не идут впрок. Присвоив чужое, можно потерять гораздо больше, чем приобрести.</w:t>
-      </w:r>
+      <w:r/>
     </w:p>
     <w:p>
       <w:pPr>
@@ -111,7 +109,7 @@
           <w:i/>
           <w:sz w:val="18"/>
         </w:rPr>
-        <w:t>«История взята из открытых источников Интернета.»</w:t>
+        <w:t>Рассказы взяты из открытых интернет-источников, а иллюстрации созданы с помощью ИИ.</w:t>
       </w:r>
     </w:p>
     <w:sectPr>
